--- a/會議記錄/2025.05.23.docx
+++ b/會議記錄/2025.05.23.docx
@@ -4,6 +4,9 @@
   <w:body>
     <w:p>
       <w:r>
+        <w:rPr>
+          <w:noProof/>
+        </w:rPr>
         <w:drawing>
           <wp:inline distT="0" distB="0" distL="0" distR="0" wp14:anchorId="19C5E009" wp14:editId="4013498F">
             <wp:extent cx="5274310" cy="2696210"/>
@@ -156,30 +159,50 @@
         <w:rPr>
           <w:rFonts w:hint="eastAsia"/>
         </w:rPr>
-        <w:t xml:space="preserve"> </w:t>
-      </w:r>
-      <w:proofErr w:type="spellStart"/>
-      <w:r>
-        <w:rPr>
-          <w:rFonts w:hint="eastAsia"/>
-        </w:rPr>
-        <w:t>st</w:t>
-      </w:r>
-      <w:proofErr w:type="spellEnd"/>
-      <w:r>
-        <w:rPr>
-          <w:rFonts w:hint="eastAsia"/>
-        </w:rPr>
-        <w:t xml:space="preserve"> pe</w:t>
+        <w:t xml:space="preserve"> st pe</w:t>
       </w:r>
     </w:p>
     <w:p>
-      <w:pPr>
-        <w:rPr>
-          <w:rFonts w:hint="eastAsia"/>
-        </w:rPr>
-      </w:pPr>
+      <w:r>
+        <w:lastRenderedPageBreak/>
+        <w:drawing>
+          <wp:inline distT="0" distB="0" distL="0" distR="0" wp14:anchorId="2134E886" wp14:editId="09C51A9B">
+            <wp:extent cx="5274310" cy="2759710"/>
+            <wp:effectExtent l="0" t="0" r="2540" b="2540"/>
+            <wp:docPr id="1431662697" name="圖片 1" descr="一張含有 文字, 螢幕擷取畫面, 多媒體, 軟體 的圖片&#10;&#10;AI 產生的內容可能不正確。"/>
+            <wp:cNvGraphicFramePr>
+              <a:graphicFrameLocks xmlns:a="http://schemas.openxmlformats.org/drawingml/2006/main" noChangeAspect="1"/>
+            </wp:cNvGraphicFramePr>
+            <a:graphic xmlns:a="http://schemas.openxmlformats.org/drawingml/2006/main">
+              <a:graphicData uri="http://schemas.openxmlformats.org/drawingml/2006/picture">
+                <pic:pic xmlns:pic="http://schemas.openxmlformats.org/drawingml/2006/picture">
+                  <pic:nvPicPr>
+                    <pic:cNvPr id="1431662697" name="圖片 1" descr="一張含有 文字, 螢幕擷取畫面, 多媒體, 軟體 的圖片&#10;&#10;AI 產生的內容可能不正確。"/>
+                    <pic:cNvPicPr/>
+                  </pic:nvPicPr>
+                  <pic:blipFill>
+                    <a:blip r:embed="rId5"/>
+                    <a:stretch>
+                      <a:fillRect/>
+                    </a:stretch>
+                  </pic:blipFill>
+                  <pic:spPr>
+                    <a:xfrm>
+                      <a:off x="0" y="0"/>
+                      <a:ext cx="5274310" cy="2759710"/>
+                    </a:xfrm>
+                    <a:prstGeom prst="rect">
+                      <a:avLst/>
+                    </a:prstGeom>
+                  </pic:spPr>
+                </pic:pic>
+              </a:graphicData>
+            </a:graphic>
+          </wp:inline>
+        </w:drawing>
+      </w:r>
     </w:p>
+    <w:p/>
     <w:sectPr>
       <w:pgSz w:w="11906" w:h="16838"/>
       <w:pgMar w:top="1440" w:right="1800" w:bottom="1440" w:left="1800" w:header="851" w:footer="992" w:gutter="0"/>
